--- a/gates/design/VLMS_SEC.docx
+++ b/gates/design/VLMS_SEC.docx
@@ -718,8 +718,7 @@
           <w:rFonts w:ascii="Arial" w:hAnsi="Arial"/>
           <w:b w:val="0"/>
           <w:i/>
-          <w:color w:val="6B7280"/>
-          <w:sz w:val="20"/>
+          <w:sz w:val="22"/>
         </w:rPr>
         <w:t>Satisfies: ISO/IEC 27001:2022; UK GDPR / Data Protection Act 2018. This is a control document, not legal advice.</w:t>
       </w:r>
@@ -792,8 +791,7 @@
         <w:rPr>
           <w:rFonts w:ascii="Arial" w:hAnsi="Arial"/>
           <w:b w:val="0"/>
-          <w:i/>
-          <w:color w:val="A83E00"/>
+          <w:i w:val="0"/>
           <w:sz w:val="22"/>
         </w:rPr>
         <w:t>[TBC – owner: Philip] To be confirmed with Microsoft Learn / ICO guidance during design, not assumed. Confirmed: no external governing body/regulator (e.g. diocese, national youth-org policy) imposes rules beyond general UK law — general UK GDPR/DPA 2018 and safeguarding good practice is the applicable bar.</w:t>
@@ -869,13 +867,12 @@
     </w:p>
     <w:p>
       <w:pPr>
-        <w:spacing w:after="120" w:before="0"/>
+        <w:pStyle w:val="ListBullet"/>
+        <w:spacing w:after="60"/>
       </w:pPr>
       <w:r>
         <w:rPr>
           <w:rFonts w:ascii="Arial" w:hAnsi="Arial"/>
-          <w:b w:val="0"/>
-          <w:i w:val="0"/>
           <w:sz w:val="22"/>
         </w:rPr>
         <w:t>Column-level access control/masking, and audit logging of access, was a hard requirement in the prior build — carried forward as a hypothesis for NFR-nnn (VLMS-NFR), to be confirmed.</w:t>
@@ -905,8 +902,7 @@
         <w:rPr>
           <w:rFonts w:ascii="Arial" w:hAnsi="Arial"/>
           <w:b w:val="0"/>
-          <w:i/>
-          <w:color w:val="A83E00"/>
+          <w:i w:val="0"/>
           <w:sz w:val="22"/>
         </w:rPr>
         <w:t>[TBC – owner: Philip] Whether a full DPIA is required has not yet been confirmed (governance/security-compliance.md records this as pending ICO guidance review). Given the special-category and children's data in scope, a DPIA is likely required; a full DPIA is a delivery-gate item where processing is confirmed high-risk.</w:t>
@@ -950,8 +946,7 @@
         <w:rPr>
           <w:rFonts w:ascii="Arial" w:hAnsi="Arial"/>
           <w:b w:val="0"/>
-          <w:i/>
-          <w:color w:val="A83E00"/>
+          <w:i w:val="0"/>
           <w:sz w:val="22"/>
         </w:rPr>
         <w:t>[TBC – owner: Philip] Deletion mechanism (hard delete vs anonymisation) and enforcement (manual admin process vs automated purge job) is not yet decided.</w:t>

--- a/gates/design/VLMS_SEC.docx
+++ b/gates/design/VLMS_SEC.docx
@@ -201,7 +201,7 @@
                 <w:rFonts w:ascii="Arial" w:hAnsi="Arial"/>
                 <w:sz w:val="20"/>
               </w:rPr>
-              <w:t>1.0</w:t>
+              <w:t>1.1</w:t>
             </w:r>
           </w:p>
         </w:tc>
@@ -670,6 +670,80 @@
           </w:p>
         </w:tc>
       </w:tr>
+      <w:tr>
+        <w:tc>
+          <w:tcPr>
+            <w:tcW w:type="dxa" w:w="1150"/>
+            <w:shd w:val="clear" w:color="auto" w:fill="FFFFFF"/>
+          </w:tcPr>
+          <w:p>
+            <w:pPr>
+              <w:spacing w:after="40" w:before="40"/>
+            </w:pPr>
+            <w:r>
+              <w:rPr>
+                <w:rFonts w:ascii="Arial" w:hAnsi="Arial"/>
+                <w:sz w:val="20"/>
+              </w:rPr>
+              <w:t>1.1</w:t>
+            </w:r>
+          </w:p>
+        </w:tc>
+        <w:tc>
+          <w:tcPr>
+            <w:tcW w:type="dxa" w:w="1500"/>
+            <w:shd w:val="clear" w:color="auto" w:fill="FFFFFF"/>
+          </w:tcPr>
+          <w:p>
+            <w:pPr>
+              <w:spacing w:after="40" w:before="40"/>
+            </w:pPr>
+            <w:r>
+              <w:rPr>
+                <w:rFonts w:ascii="Arial" w:hAnsi="Arial"/>
+                <w:sz w:val="20"/>
+              </w:rPr>
+              <w:t>17 July 2026</w:t>
+            </w:r>
+          </w:p>
+        </w:tc>
+        <w:tc>
+          <w:tcPr>
+            <w:tcW w:type="dxa" w:w="2700"/>
+            <w:shd w:val="clear" w:color="auto" w:fill="FFFFFF"/>
+          </w:tcPr>
+          <w:p>
+            <w:pPr>
+              <w:spacing w:after="40" w:before="40"/>
+            </w:pPr>
+            <w:r>
+              <w:rPr>
+                <w:rFonts w:ascii="Arial" w:hAnsi="Arial"/>
+                <w:sz w:val="20"/>
+              </w:rPr>
+              <w:t>Philip</w:t>
+            </w:r>
+          </w:p>
+        </w:tc>
+        <w:tc>
+          <w:tcPr>
+            <w:tcW w:type="dxa" w:w="3676"/>
+            <w:shd w:val="clear" w:color="auto" w:fill="FFFFFF"/>
+          </w:tcPr>
+          <w:p>
+            <w:pPr>
+              <w:spacing w:after="40" w:before="40"/>
+            </w:pPr>
+            <w:r>
+              <w:rPr>
+                <w:rFonts w:ascii="Arial" w:hAnsi="Arial"/>
+                <w:sz w:val="20"/>
+              </w:rPr>
+              <w:t>Re-render addressing design-gate review: DPIA screening outcome now tracked as a named delivery-gate exit criterion; deletion mechanism decided (interim: manual, Admin-triggered); added guardian-link verification control; access-control section now cites the ADR-0004 enforcement mechanism.</w:t>
+            </w:r>
+          </w:p>
+        </w:tc>
+      </w:tr>
     </w:tbl>
     <w:p>
       <w:pPr>
@@ -780,21 +854,7 @@
           <w:i w:val="0"/>
           <w:sz w:val="22"/>
         </w:rPr>
-        <w:t>UK GDPR / Data Protection Act 2018 obligations apply directly (lawful basis, special-category conditions, retention/deletion, data subject rights, likely a DPIA).</w:t>
-      </w:r>
-    </w:p>
-    <w:p>
-      <w:pPr>
-        <w:spacing w:after="120" w:before="0"/>
-      </w:pPr>
-      <w:r>
-        <w:rPr>
-          <w:rFonts w:ascii="Arial" w:hAnsi="Arial"/>
-          <w:b w:val="0"/>
-          <w:i w:val="0"/>
-          <w:sz w:val="22"/>
-        </w:rPr>
-        <w:t>[TBC – owner: Philip] To be confirmed with Microsoft Learn / ICO guidance during design, not assumed. Confirmed: no external governing body/regulator (e.g. diocese, national youth-org policy) imposes rules beyond general UK law — general UK GDPR/DPA 2018 and safeguarding good practice is the applicable bar.</w:t>
+        <w:t>UK GDPR / Data Protection Act 2018 obligations apply directly (lawful basis, special-category conditions, retention/deletion, data subject rights, likely a DPIA). Confirmed: no external governing body/regulator (e.g. diocese, national youth-org policy) imposes rules beyond general UK law — general UK GDPR/DPA 2018 and safeguarding good practice is the applicable bar.</w:t>
       </w:r>
     </w:p>
     <w:p>
@@ -875,7 +935,20 @@
           <w:rFonts w:ascii="Arial" w:hAnsi="Arial"/>
           <w:sz w:val="22"/>
         </w:rPr>
-        <w:t>Column-level access control/masking, and audit logging of access, was a hard requirement in the prior build — carried forward as a hypothesis for NFR-nnn (VLMS-NFR), to be confirmed.</w:t>
+        <w:t>Guardian-link verification (new this render): a StudentGuardianLink is only ever created by Admin/Teacher at student registration, never by parent self-service — closing a gap where Entra External ID's self-service sign-up would otherwise let a parent claim an unverified relationship to a child before accessing their medical/consent data (design/data-design.md).</w:t>
+      </w:r>
+    </w:p>
+    <w:p>
+      <w:pPr>
+        <w:pStyle w:val="ListBullet"/>
+        <w:spacing w:after="60"/>
+      </w:pPr>
+      <w:r>
+        <w:rPr>
+          <w:rFonts w:ascii="Arial" w:hAnsi="Arial"/>
+          <w:sz w:val="22"/>
+        </w:rPr>
+        <w:t>Enforcement mechanism (confirmed at design review, ADR-0004): column-level access control/masking, and audit logging of reads (not just writes) of sensitive fields, is enforced via EF Core global query filters plus a SensitiveDataAccessLog write on every read — confirmed as NFR-001 (requirements/non-functional.md).</w:t>
       </w:r>
     </w:p>
     <w:p>
@@ -905,7 +978,7 @@
           <w:i w:val="0"/>
           <w:sz w:val="22"/>
         </w:rPr>
-        <w:t>[TBC – owner: Philip] Whether a full DPIA is required has not yet been confirmed (governance/security-compliance.md records this as pending ICO guidance review). Given the special-category and children's data in scope, a DPIA is likely required; a full DPIA is a delivery-gate item where processing is confirmed high-risk.</w:t>
+        <w:t>Given the special-category and children's data in scope, a DPIA is likely required. The screening outcome against ICO guidance is deferred, but — confirmed at design review — is now tracked as a named exit criterion for the delivery gate (VLMS-DEL), rather than left open-ended or at risk of being rediscovered later. A full DPIA is itself a delivery-gate item where processing is confirmed high-risk.</w:t>
       </w:r>
     </w:p>
     <w:p>
@@ -949,7 +1022,21 @@
           <w:i w:val="0"/>
           <w:sz w:val="22"/>
         </w:rPr>
-        <w:t>[TBC – owner: Philip] Deletion mechanism (hard delete vs anonymisation) and enforcement (manual admin process vs automated purge job) is not yet decided.</w:t>
+        <w:t>Deletion enforcement — interim decision (confirmed at design review, closes a previously open item): manual, Admin-triggered deletion via a ‘records due for deletion’ report, once a record passes its retention period. Full automated purge is deferred as an acceptable trade-off at solo-maintainer/tens-of-users scale.</w:t>
+      </w:r>
+    </w:p>
+    <w:p>
+      <w:pPr>
+        <w:spacing w:after="120" w:before="0"/>
+      </w:pPr>
+      <w:r>
+        <w:rPr>
+          <w:rFonts w:ascii="Arial" w:hAnsi="Arial"/>
+          <w:b w:val="0"/>
+          <w:i w:val="0"/>
+          <w:sz w:val="22"/>
+        </w:rPr>
+        <w:t>[TBC – owner: Philip] Hard delete vs anonymisation choice — to be picked at build time; either satisfies UK GDPR Art. 5(1)(e) if genuinely enforced.</w:t>
       </w:r>
     </w:p>
     <w:sectPr>

--- a/gates/design/VLMS_SEC.docx
+++ b/gates/design/VLMS_SEC.docx
@@ -201,7 +201,7 @@
                 <w:rFonts w:ascii="Arial" w:hAnsi="Arial"/>
                 <w:sz w:val="20"/>
               </w:rPr>
-              <w:t>1.1</w:t>
+              <w:t>1.2</w:t>
             </w:r>
           </w:p>
         </w:tc>
@@ -744,6 +744,80 @@
           </w:p>
         </w:tc>
       </w:tr>
+      <w:tr>
+        <w:tc>
+          <w:tcPr>
+            <w:tcW w:type="dxa" w:w="1150"/>
+            <w:shd w:val="clear" w:color="auto" w:fill="F3F4F6"/>
+          </w:tcPr>
+          <w:p>
+            <w:pPr>
+              <w:spacing w:after="40" w:before="40"/>
+            </w:pPr>
+            <w:r>
+              <w:rPr>
+                <w:rFonts w:ascii="Arial" w:hAnsi="Arial"/>
+                <w:sz w:val="20"/>
+              </w:rPr>
+              <w:t>1.2</w:t>
+            </w:r>
+          </w:p>
+        </w:tc>
+        <w:tc>
+          <w:tcPr>
+            <w:tcW w:type="dxa" w:w="1500"/>
+            <w:shd w:val="clear" w:color="auto" w:fill="F3F4F6"/>
+          </w:tcPr>
+          <w:p>
+            <w:pPr>
+              <w:spacing w:after="40" w:before="40"/>
+            </w:pPr>
+            <w:r>
+              <w:rPr>
+                <w:rFonts w:ascii="Arial" w:hAnsi="Arial"/>
+                <w:sz w:val="20"/>
+              </w:rPr>
+              <w:t>17 July 2026</w:t>
+            </w:r>
+          </w:p>
+        </w:tc>
+        <w:tc>
+          <w:tcPr>
+            <w:tcW w:type="dxa" w:w="2700"/>
+            <w:shd w:val="clear" w:color="auto" w:fill="F3F4F6"/>
+          </w:tcPr>
+          <w:p>
+            <w:pPr>
+              <w:spacing w:after="40" w:before="40"/>
+            </w:pPr>
+            <w:r>
+              <w:rPr>
+                <w:rFonts w:ascii="Arial" w:hAnsi="Arial"/>
+                <w:sz w:val="20"/>
+              </w:rPr>
+              <w:t>Philip</w:t>
+            </w:r>
+          </w:p>
+        </w:tc>
+        <w:tc>
+          <w:tcPr>
+            <w:tcW w:type="dxa" w:w="3676"/>
+            <w:shd w:val="clear" w:color="auto" w:fill="F3F4F6"/>
+          </w:tcPr>
+          <w:p>
+            <w:pPr>
+              <w:spacing w:after="40" w:before="40"/>
+            </w:pPr>
+            <w:r>
+              <w:rPr>
+                <w:rFonts w:ascii="Arial" w:hAnsi="Arial"/>
+                <w:sz w:val="20"/>
+              </w:rPr>
+              <w:t>Re-render addressing a real technical defect caught at second design review: section 3 rewritten around the ConsentRecord/ConsentSensitiveDetails entity split (the original column-level masking mechanism could not be enforced by the EF Core global query filter chosen for it); section 5 adds SensitiveDataAccessLog tamper protection (database-level DENY) and 6-year retention, and confirms the hard-delete decision (previously TBC). DPIA tracking remains cross-referenced to raid.md D-003 as a dated/owned item.</w:t>
+            </w:r>
+          </w:p>
+        </w:tc>
+      </w:tr>
     </w:tbl>
     <w:p>
       <w:pPr>
@@ -785,7 +859,7 @@
     </w:p>
     <w:p>
       <w:pPr>
-        <w:spacing w:after="200" w:before="0"/>
+        <w:spacing w:after="120" w:before="0"/>
       </w:pPr>
       <w:r>
         <w:rPr>
@@ -896,7 +970,7 @@
           <w:rFonts w:ascii="Arial" w:hAnsi="Arial"/>
           <w:sz w:val="22"/>
         </w:rPr>
-        <w:t>ConsentRecord sensitive fields (medical, dietary/SEN, emergency contact) — masked from Teacher and Approver; full visibility for Admin and Safeguarding Officer.</w:t>
+        <w:t>ConsentSensitiveDetails (medical, dietary/SEN, emergency contact) — split out from ConsentRecord at second design review, since these can't be column-masked on a row Teacher otherwise needs (an EF Core global query filter can only include/exclude a whole row). Visible only to Admin and Safeguarding Officer. ConsentRecord itself (status/expiry, non-sensitive) remains readable by Teacher/Approver.</w:t>
       </w:r>
     </w:p>
     <w:p>
@@ -935,7 +1009,7 @@
           <w:rFonts w:ascii="Arial" w:hAnsi="Arial"/>
           <w:sz w:val="22"/>
         </w:rPr>
-        <w:t>Guardian-link verification (new this render): a StudentGuardianLink is only ever created by Admin/Teacher at student registration, never by parent self-service — closing a gap where Entra External ID's self-service sign-up would otherwise let a parent claim an unverified relationship to a child before accessing their medical/consent data (design/data-design.md).</w:t>
+        <w:t>Guardian-link verification: a StudentGuardianLink is only ever created by Admin/Teacher at student registration, never by parent self-service — closing a gap where Entra External ID's self-service sign-up would otherwise let a parent claim an unverified relationship to a child before accessing their medical/consent data (design/data-design.md). The Admin/Teacher verifies this through the same enrolment channel already used for the student (an evidentiary basis, not a separate formal identity-verification process), proportionate to a small, personally-known membership.</w:t>
       </w:r>
     </w:p>
     <w:p>
@@ -948,7 +1022,7 @@
           <w:rFonts w:ascii="Arial" w:hAnsi="Arial"/>
           <w:sz w:val="22"/>
         </w:rPr>
-        <w:t>Enforcement mechanism (confirmed at design review, ADR-0004): column-level access control/masking, and audit logging of reads (not just writes) of sensitive fields, is enforced via EF Core global query filters plus a SensitiveDataAccessLog write on every read — confirmed as NFR-001 (requirements/non-functional.md).</w:t>
+        <w:t>Enforcement mechanism (revised at second design review, ADR-0004): whole-entity access control on DbsCheck and ConsentSensitiveDetails via EF Core global query filters configured on the DbContext, keyed by caller role; bypass requires an explicit IgnoreQueryFilters() call. Audit logging of reads (not just writes) of these two entities is written via a DbCommandInterceptor registered globally on the DbContext — a named, structural write mechanism, not a per-call convention. Confirmed as NFR-001 (requirements/non-functional.md).</w:t>
       </w:r>
     </w:p>
     <w:p>
@@ -978,7 +1052,7 @@
           <w:i w:val="0"/>
           <w:sz w:val="22"/>
         </w:rPr>
-        <w:t>Given the special-category and children's data in scope, a DPIA is likely required. The screening outcome against ICO guidance is deferred, but — confirmed at design review — is now tracked as a named exit criterion for the delivery gate (VLMS-DEL), rather than left open-ended or at risk of being rediscovered later. A full DPIA is itself a delivery-gate item where processing is confirmed high-risk.</w:t>
+        <w:t>Given the special-category and children's data in scope, a DPIA is likely required. The screening outcome against ICO guidance is tracked directly as a dated, owned item — D-003 in governance/raid.md (Owner: Philip; Due: before go-live) — not left as an undated forward reference. A full DPIA is itself a delivery-gate item where processing is confirmed high-risk.</w:t>
       </w:r>
     </w:p>
     <w:p>
@@ -1022,7 +1096,7 @@
           <w:i w:val="0"/>
           <w:sz w:val="22"/>
         </w:rPr>
-        <w:t>Deletion enforcement — interim decision (confirmed at design review, closes a previously open item): manual, Admin-triggered deletion via a ‘records due for deletion’ report, once a record passes its retention period. Full automated purge is deferred as an acceptable trade-off at solo-maintainer/tens-of-users scale.</w:t>
+        <w:t>Deletion enforcement — interim decision: manual, Admin-triggered deletion via a 'records due for deletion' report, once a record passes its retention period. Full automated purge is deferred as an acceptable trade-off at solo-maintainer/tens-of-users scale.</w:t>
       </w:r>
     </w:p>
     <w:p>
@@ -1036,7 +1110,21 @@
           <w:i w:val="0"/>
           <w:sz w:val="22"/>
         </w:rPr>
-        <w:t>[TBC – owner: Philip] Hard delete vs anonymisation choice — to be picked at build time; either satisfies UK GDPR Art. 5(1)(e) if genuinely enforced.</w:t>
+        <w:t>Hard delete vs anonymisation — decided (previously [TBC], resolved at second design review): hard delete. Simpler to reason about and implement solo, avoids the anonymisation-adequacy question under UK GDPR, and nothing in scope needs retained-but-anonymised historical data. Owner can override if historical trend reporting later matters.</w:t>
+      </w:r>
+    </w:p>
+    <w:p>
+      <w:pPr>
+        <w:spacing w:after="120" w:before="0"/>
+      </w:pPr>
+      <w:r>
+        <w:rPr>
+          <w:rFonts w:ascii="Arial" w:hAnsi="Arial"/>
+          <w:b w:val="0"/>
+          <w:i w:val="0"/>
+          <w:sz w:val="22"/>
+        </w:rPr>
+        <w:t>SensitiveDataAccessLog (the audit trail itself) is retained 6 years independent of the referenced record's own retention, and is tamper-protected at the database permission level (UPDATE/DELETE denied via SQL Server DENY on the application's database principal), not just an application convention.</w:t>
       </w:r>
     </w:p>
     <w:sectPr>

--- a/gates/design/VLMS_SEC.docx
+++ b/gates/design/VLMS_SEC.docx
@@ -201,7 +201,7 @@
                 <w:rFonts w:ascii="Arial" w:hAnsi="Arial"/>
                 <w:sz w:val="20"/>
               </w:rPr>
-              <w:t>1.2</w:t>
+              <w:t>1.3</w:t>
             </w:r>
           </w:p>
         </w:tc>
@@ -818,6 +818,80 @@
           </w:p>
         </w:tc>
       </w:tr>
+      <w:tr>
+        <w:tc>
+          <w:tcPr>
+            <w:tcW w:type="dxa" w:w="1150"/>
+            <w:shd w:val="clear" w:color="auto" w:fill="FFFFFF"/>
+          </w:tcPr>
+          <w:p>
+            <w:pPr>
+              <w:spacing w:after="40" w:before="40"/>
+            </w:pPr>
+            <w:r>
+              <w:rPr>
+                <w:rFonts w:ascii="Arial" w:hAnsi="Arial"/>
+                <w:sz w:val="20"/>
+              </w:rPr>
+              <w:t>1.3</w:t>
+            </w:r>
+          </w:p>
+        </w:tc>
+        <w:tc>
+          <w:tcPr>
+            <w:tcW w:type="dxa" w:w="1500"/>
+            <w:shd w:val="clear" w:color="auto" w:fill="FFFFFF"/>
+          </w:tcPr>
+          <w:p>
+            <w:pPr>
+              <w:spacing w:after="40" w:before="40"/>
+            </w:pPr>
+            <w:r>
+              <w:rPr>
+                <w:rFonts w:ascii="Arial" w:hAnsi="Arial"/>
+                <w:sz w:val="20"/>
+              </w:rPr>
+              <w:t>17 July 2026</w:t>
+            </w:r>
+          </w:p>
+        </w:tc>
+        <w:tc>
+          <w:tcPr>
+            <w:tcW w:type="dxa" w:w="2700"/>
+            <w:shd w:val="clear" w:color="auto" w:fill="FFFFFF"/>
+          </w:tcPr>
+          <w:p>
+            <w:pPr>
+              <w:spacing w:after="40" w:before="40"/>
+            </w:pPr>
+            <w:r>
+              <w:rPr>
+                <w:rFonts w:ascii="Arial" w:hAnsi="Arial"/>
+                <w:sz w:val="20"/>
+              </w:rPr>
+              <w:t>Philip</w:t>
+            </w:r>
+          </w:p>
+        </w:tc>
+        <w:tc>
+          <w:tcPr>
+            <w:tcW w:type="dxa" w:w="3676"/>
+            <w:shd w:val="clear" w:color="auto" w:fill="FFFFFF"/>
+          </w:tcPr>
+          <w:p>
+            <w:pPr>
+              <w:spacing w:after="40" w:before="40"/>
+            </w:pPr>
+            <w:r>
+              <w:rPr>
+                <w:rFonts w:ascii="Arial" w:hAnsi="Arial"/>
+                <w:sz w:val="20"/>
+              </w:rPr>
+              <w:t>Re-render addressing third design-gate review (Important finding, now fixed): section 3's enforcement-mechanism bullet renamed from DbCommandInterceptor to IMaterializationInterceptor — the corrected mechanism fires once per materialized entity with direct typed access, correct even across EF's compiled-query cache, whereas DbCommandInterceptor operated on raw SQL with no reliable typed EntityId (ADR-0004).</w:t>
+            </w:r>
+          </w:p>
+        </w:tc>
+      </w:tr>
     </w:tbl>
     <w:p>
       <w:pPr>
@@ -1022,7 +1096,7 @@
           <w:rFonts w:ascii="Arial" w:hAnsi="Arial"/>
           <w:sz w:val="22"/>
         </w:rPr>
-        <w:t>Enforcement mechanism (revised at second design review, ADR-0004): whole-entity access control on DbsCheck and ConsentSensitiveDetails via EF Core global query filters configured on the DbContext, keyed by caller role; bypass requires an explicit IgnoreQueryFilters() call. Audit logging of reads (not just writes) of these two entities is written via a DbCommandInterceptor registered globally on the DbContext — a named, structural write mechanism, not a per-call convention. Confirmed as NFR-001 (requirements/non-functional.md).</w:t>
+        <w:t>Enforcement mechanism (revised at second design review; audit-write mechanism corrected again at the third, ADR-0004): whole-entity access control on DbsCheck and ConsentSensitiveDetails via EF Core global query filters configured on the DbContext, keyed by caller role; bypass requires an explicit IgnoreQueryFilters() call. Audit logging of reads (not just writes) of these two entities is written via an IMaterializationInterceptor registered globally on the DbContext — its InitializedInstance hook fires once per materialized entity, giving direct typed access and firing correctly per row even across EF's compiled-query cache; a named, structural write mechanism, not a per-call convention. Confirmed as NFR-001 (requirements/non-functional.md).</w:t>
       </w:r>
     </w:p>
     <w:p>
